--- a/published/ai-es/02_our_bodies/03_perception/lab-protocols/03_perception-lab.docx
+++ b/published/ai-es/02_our_bodies/03_perception/lab-protocols/03_perception-lab.docx
@@ -14,7 +14,7 @@
     </w:p>
     <w:p>
       <w:r>
-        <w:t>To use your senses (Touch) to guess what is hidden, without using Sight (Eyes).</w:t>
+        <w:t>Use your sense of Touch to guess what is hidden inside a box, without using your Eyes!</w:t>
       </w:r>
     </w:p>
     <w:p>
@@ -24,7 +24,7 @@
     </w:p>
     <w:p>
       <w:r>
-        <w:t>A cardboard box with a hole cut in the side (or just a bag/pillowcase).  Secret objects (spoon, rock, cotton ball, toy car, orange).   Steps</w:t>
+        <w:t>A cardboard box with a hole cut in the side (or a pillowcase or paper bag)  5 secret objects (examples: spoon, rock, cotton ball, toy car, orange)  A friend or family member to hide the objects   Steps</w:t>
       </w:r>
     </w:p>
     <w:p>
@@ -34,35 +34,57 @@
     </w:p>
     <w:p>
       <w:r>
-        <w:t>Ask a friend or parent to hide 3 objects in the box/bag.</w:t>
-        <w:br/>
-        <w:t>Don't look!</w:t>
+        <w:t>Ask your helper to put one secret object inside the box. Do not peek! Your Eyes Spy must stay off duty for this mission.</w:t>
       </w:r>
     </w:p>
     <w:p>
       <w:r>
-        <w:t>2. The Touch Test</w:t>
+        <w:t>2. The Touch Investigation</w:t>
       </w:r>
     </w:p>
     <w:p>
       <w:r>
-        <w:t>Put your hand inside. Grab one object.</w:t>
+        <w:t>Put your hand inside the box. Feel the object carefully.</w:t>
         <w:br/>
-        <w:t>Feel it.</w:t>
+        <w:t>Ask yourself these questions:</w:t>
       </w:r>
     </w:p>
     <w:p>
       <w:r>
-        <w:t>Is it hard or soft?  Is it round or square?  Is it cold or warm?  Is it smooth or bumpy?   3. The Guess</w:t>
+        <w:t>Is it hard or soft?  Is it round or has corners?  Is it cold or warm?  Is it smooth or bumpy?  Is it heavy or light?   3. The Brain's Guess</w:t>
       </w:r>
     </w:p>
     <w:p>
       <w:r>
-        <w:t>Tell your brain the clues.</w:t>
+        <w:t>Tell Captain Brain all the clues.</w:t>
         <w:br/>
-        <w:t>"It is round. It has bumpy skin. It smells... citrusy?" Guess : "It is an orange!"</w:t>
+        <w:t>"It is round. It has bumpy skin. It feels cold and heavy."</w:t>
         <w:br/>
-        <w:t>Pull it out. Were you right?</w:t>
+        <w:t>Captain Brain makes a guess: "I think it is... an orange!"</w:t>
+      </w:r>
+    </w:p>
+    <w:p>
+      <w:r>
+        <w:t>4. The Reveal</w:t>
+      </w:r>
+    </w:p>
+    <w:p>
+      <w:r>
+        <w:t>Pull out the object. Were you right?</w:t>
+        <w:br/>
+        <w:t>If yes, great prediction!</w:t>
+        <w:br/>
+        <w:t>If no, surprise! What clue did you miss?</w:t>
+      </w:r>
+    </w:p>
+    <w:p>
+      <w:r>
+        <w:t>5. Repeat</w:t>
+      </w:r>
+    </w:p>
+    <w:p>
+      <w:r>
+        <w:t>Try with all five objects. Keep score!</w:t>
       </w:r>
     </w:p>
     <w:p>
@@ -72,12 +94,23 @@
     </w:p>
     <w:p>
       <w:r>
-        <w:t>Object  Clues (What did I feel?)  My Guess  Was I Right?      Object 1       Object 2       Object 3        What We Learned</w:t>
+        <w:t>Object  Clues (What did I feel?)  My Guess  Was I Right?      Object 1       Object 2       Object 3       Object 4       Object 5        What We Learned</w:t>
       </w:r>
     </w:p>
     <w:p>
       <w:r>
-        <w:t>Your brain can see with your hands! It takes the touch clues and builds a picture in your mind.</w:t>
+        <w:t>*</w:t>
+      </w:r>
+    </w:p>
+    <w:p>
+      <w:r>
+        <w:t>Write your response here  *</w:t>
+        <w:br/>
+        <w:t>The easiest object to guess was: ___</w:t>
+        <w:br/>
+        <w:t>The hardest object to guess was: ___</w:t>
+        <w:br/>
+        <w:t>I learned that my brain can "see" with my hands by: ___</w:t>
       </w:r>
     </w:p>
     <w:sectPr>
